--- a/docs/AutoRL_Project_Document.docx
+++ b/docs/AutoRL_Project_Document.docx
@@ -7292,7 +7292,7 @@
           <w:sz w:val="22"/>
           <w:szCs w:val="22"/>
         </w:rPr>
-        <w:t xml:space="preserve">Person A owns the agent brains, the UI, and the supervisor. Person B owns the training scripts, the compute targets, and the model-in-action outputs. The interface boundary is spawn_plan.json (A writes, B reads), eval_result.json (B writes, A reads), and heartbeat.json (B writes, A reads via Sentinel). Neither person blocks on the other after the Hour 0 schema lock.</w:t>
+        <w:t>Person A owns the agent brains, classic RL training (PPO + SAC), the UI scaffold, and the supervisor. Person B owns the LLM fine-tuning stack (SFT + GRPO), maze RL, A2C training, compute infrastructure, and the model-in-action UI display. The interface boundary is spawn_plan.json (A writes, B reads), eval_result.json (B writes, A reads), and heartbeat.json (B writes, A reads via Sentinel). Neither person blocks the other after the Hour 0 schema lock.</w:t>
       </w:r>
     </w:p>
     <w:p>
@@ -7383,7 +7383,7 @@
           <w:sz w:val="28"/>
           <w:szCs w:val="28"/>
         </w:rPr>
-        <w:t xml:space="preserve">4.2  Person A — Orchestration, UI, Sentinel &amp; Eval</w:t>
+        <w:t>4.2  Person A — Classic RL Training, Orchestration, UI Scaffold, Sentinel &amp; Eval</w:t>
       </w:r>
     </w:p>
     <w:p>
@@ -7435,7 +7435,7 @@
           <w:sz w:val="22"/>
           <w:szCs w:val="22"/>
         </w:rPr>
-        <w:t xml:space="preserve">CopilotKit Next.js app: npx create-next-app + @copilotkit/react-core. Chat input, approval card (useCopilotAction), race dashboard skeleton.</w:t>
+        <w:t>PPO training script (training/train_ppo.py): time-budget loop, HeartbeatWriter, WeaveLogCallback. One agent intentionally gets lr=1.0 to trigger the Sentinel.</w:t>
       </w:r>
     </w:p>
     <w:p>
@@ -7453,7 +7453,7 @@
           <w:sz w:val="22"/>
           <w:szCs w:val="22"/>
         </w:rPr>
-        <w:t xml:space="preserve">Orchestrator agent: prompt → decides env family + algorithms → emits spawn_plan.json. Pydantic validation on output.</w:t>
+        <w:t>SAC training script (training/train_sac.py): same pattern as PPO, off-policy with replay buffer. SAC typically wins the MuJoCo race.</w:t>
       </w:r>
     </w:p>
     <w:p>
@@ -7471,7 +7471,7 @@
           <w:sz w:val="22"/>
           <w:szCs w:val="22"/>
         </w:rPr>
-        <w:t xml:space="preserve">CopilotKitMiddleware wrapping Orchestrator as AG-UI endpoint (FastAPI backend).</w:t>
+        <w:t>MuJoCo video render (model_viewer/render_mujoco.py): SB3 checkpoint → rgb_array frames → mp4 via imageio.</w:t>
       </w:r>
     </w:p>
     <w:p>
@@ -7489,7 +7489,7 @@
           <w:sz w:val="22"/>
           <w:szCs w:val="22"/>
         </w:rPr>
-        <w:t xml:space="preserve">Sentinel agent: reads heartbeat.json files every 30s. Escalation ladder: nudge → kill+restart → kill. Weave trace per intervention.</w:t>
+        <w:t>Orchestrator agent: prompt → decides env family + algorithms → emits spawn_plan.json. Pydantic validation on output.</w:t>
       </w:r>
     </w:p>
     <w:p>
@@ -7507,7 +7507,7 @@
           <w:sz w:val="22"/>
           <w:szCs w:val="22"/>
         </w:rPr>
-        <w:t xml:space="preserve">asyncio swarm runner: reads spawn_plan.json, spawns N Training Agent tasks, spawns Sentinel, collects results.</w:t>
+        <w:t>CopilotKitMiddleware wrapping Orchestrator as AG-UI endpoint (FastAPI backend). asyncio swarm runner: reads spawn_plan.json, spawns N Training Agent tasks + Sentinel, collects results.</w:t>
       </w:r>
     </w:p>
     <w:p>
@@ -7525,7 +7525,7 @@
           <w:sz w:val="22"/>
           <w:szCs w:val="22"/>
         </w:rPr>
-        <w:t xml:space="preserve">@weave.op on Orchestrator, Sentinel. Weave project init with weave.init().</w:t>
+        <w:t>@weave.op on Orchestrator, Sentinel. Weave project init with weave.init().</w:t>
       </w:r>
     </w:p>
     <w:p>
@@ -7567,7 +7567,7 @@
           <w:sz w:val="22"/>
           <w:szCs w:val="22"/>
         </w:rPr>
-        <w:t xml:space="preserve">Evaluator agent: reads N eval_result.json, ranks within each environment family using LLM reasoning (not a fixed formula).</w:t>
+        <w:t>Evaluator agent: reads N eval_result.json, ranks within each environment family using LLM reasoning (not a fixed formula).</w:t>
       </w:r>
     </w:p>
     <w:p>
@@ -7585,7 +7585,7 @@
           <w:sz w:val="22"/>
           <w:szCs w:val="22"/>
         </w:rPr>
-        <w:t xml:space="preserve">Weave Evaluation: push rankings as weave.Evaluation with custom scorers.</w:t>
+        <w:t>Weave Evaluation: push rankings as weave.Evaluation with custom scorers.</w:t>
       </w:r>
     </w:p>
     <w:p>
@@ -7603,7 +7603,7 @@
           <w:sz w:val="22"/>
           <w:szCs w:val="22"/>
         </w:rPr>
-        <w:t xml:space="preserve">CopilotKit race dashboard: useCoAgentStateRender showing agent cards with live status, reward, time remaining.</w:t>
+        <w:t>CopilotKit UI: chat input, ApprovalCard (useCopilotAction), SentinelAlert component.</w:t>
       </w:r>
     </w:p>
     <w:p>
@@ -7621,7 +7621,7 @@
           <w:sz w:val="22"/>
           <w:szCs w:val="22"/>
         </w:rPr>
-        <w:t xml:space="preserve">CopilotKit model-in-action viewer: video player component (MuJoCo) + live maze inference component (Maze).</w:t>
+        <w:t>Model-in-action trigger: after Evaluator picks winners, call render_mujoco.py for video path + Person B's countdown_inference.py for Countdown JSON; send both to CopilotKit.</w:t>
       </w:r>
     </w:p>
     <w:p>
@@ -7639,7 +7639,7 @@
           <w:sz w:val="22"/>
           <w:szCs w:val="22"/>
         </w:rPr>
-        <w:t xml:space="preserve">Sentinel demo: deliberately bad agent config (lr=1.0) to trigger and showcase Sentinel intervention.</w:t>
+        <w:t>Sentinel demo: deliberately bad agent config (lr=1.0) to trigger and showcase Sentinel intervention.</w:t>
       </w:r>
     </w:p>
     <w:p>
@@ -7657,7 +7657,7 @@
           <w:sz w:val="22"/>
           <w:szCs w:val="22"/>
         </w:rPr>
-        <w:t xml:space="preserve">N=2 local-only green by Hour 16. N=4 full race by Hour 22.</w:t>
+        <w:t>N=2 local-only green by Hour 16. N=4 full race by Hour 22.</w:t>
       </w:r>
     </w:p>
     <w:p>
@@ -7741,7 +7741,7 @@
           <w:sz w:val="28"/>
           <w:szCs w:val="28"/>
         </w:rPr>
-        <w:t xml:space="preserve">4.3  Person B — Training Scripts, Compute &amp; Model-in-Action</w:t>
+        <w:t>4.3  Person B — LLM Fine-tuning, Countdown RL, A2C Training &amp; UI Display</w:t>
       </w:r>
     </w:p>
     <w:p>
@@ -7775,7 +7775,7 @@
           <w:sz w:val="22"/>
           <w:szCs w:val="22"/>
         </w:rPr>
-        <w:t xml:space="preserve">Hour 0: schema lock (both).</w:t>
+        <w:t>Hour 0: schema lock (both).</w:t>
       </w:r>
     </w:p>
     <w:p>
@@ -7793,7 +7793,7 @@
           <w:sz w:val="22"/>
           <w:szCs w:val="22"/>
         </w:rPr>
-        <w:t xml:space="preserve">SB3 training scripts: train_ppo.py, train_sac.py, train_a2c.py. CLI args: --env-id, --time-budget, --seed, --weave-run-id. Write eval_result.json + heartbeat.json.</w:t>
+        <w:t>A2C training script (training/train_a2c.py): SB3, HalfCheetah, same time-budget loop as PPO/SAC. Third MuJoCo racer in the race.</w:t>
       </w:r>
     </w:p>
     <w:p>
@@ -7811,7 +7811,7 @@
           <w:sz w:val="22"/>
           <w:szCs w:val="22"/>
         </w:rPr>
-        <w:t xml:space="preserve">Heartbeat writer: background thread in each training script, writes heartbeat.json every 60s with steps, reward, loss, anomaly flag.</w:t>
+        <w:t>Heartbeat writer: background thread in every training script, writes heartbeat.json every 60s with steps, reward, loss, anomaly flag.</w:t>
       </w:r>
     </w:p>
     <w:p>
@@ -7829,7 +7829,7 @@
           <w:sz w:val="22"/>
           <w:szCs w:val="22"/>
         </w:rPr>
-        <w:t xml:space="preserve">Weave SB3 callback: EvalCallback subclass pushing episode return every 1k steps to Weave online eval.</w:t>
+        <w:t>Weave SB3 callback: BaseCallback subclass pushing episode return every 1k steps to Weave online eval.</w:t>
       </w:r>
     </w:p>
     <w:p>
@@ -7847,7 +7847,7 @@
           <w:sz w:val="22"/>
           <w:szCs w:val="22"/>
         </w:rPr>
-        <w:t xml:space="preserve">RunPod pod manager: create_pod(), ssh_exec(), terminate_pod(). Pod pre-warmed at Hour 2.</w:t>
+        <w:t>RunPod pod manager: create_pod(), ssh_exec(), terminate_pod(). Pod pre-warmed at Hour 2.</w:t>
       </w:r>
     </w:p>
     <w:p>
@@ -7865,7 +7865,7 @@
           <w:sz w:val="22"/>
           <w:szCs w:val="22"/>
         </w:rPr>
-        <w:t xml:space="preserve">Maze dataset: generate 50k training mazes + 500 eval mazes using mazes-dataset lib. Format as tokenized text.</w:t>
+        <w:t>Countdown environment (environments/countdown_env.py): puzzle generation, reward function (1.0 / 0.5 partial / 0.0). Load zouxuhong/Countdown-Tasks-3to4 from HuggingFace.</w:t>
       </w:r>
     </w:p>
     <w:p>
@@ -7883,7 +7883,7 @@
           <w:sz w:val="22"/>
           <w:szCs w:val="22"/>
         </w:rPr>
-        <w:t xml:space="preserve">SFT training: start at Hour 4 on RunPod, runs unattended while doing MuJoCo work locally.</w:t>
+        <w:t>GRPO training (training/train_grpo_countdown.py): Qwen2.5-3B-Instruct + LoRA, no SFT required. Start at Hour 4 on RunPod, runs unattended.</w:t>
       </w:r>
     </w:p>
     <w:p>
@@ -7925,7 +7925,7 @@
           <w:sz w:val="22"/>
           <w:szCs w:val="22"/>
         </w:rPr>
-        <w:t xml:space="preserve">GRPO training script: trl GRPOTrainer on SFT checkpoint, binary reward, heartbeat writer integrated.</w:t>
+        <w:t>Countdown live inference (model_viewer/countdown_inference.py): GRPO checkpoint → 5 test puzzles → step-by-step JSON for CopilotKit.</w:t>
       </w:r>
     </w:p>
     <w:p>
@@ -7943,7 +7943,7 @@
           <w:sz w:val="22"/>
           <w:szCs w:val="22"/>
         </w:rPr>
-        <w:t xml:space="preserve">MuJoCo video render: SB3 model loaded → render_mode=rgb_array → frames → mp4 via imageio. Output to /tmp/best_model.mp4.</w:t>
+        <w:t>Base model baseline recorded before GRPO — screenshot for demo.</w:t>
       </w:r>
     </w:p>
     <w:p>
@@ -7961,7 +7961,7 @@
           <w:sz w:val="22"/>
           <w:szCs w:val="22"/>
         </w:rPr>
-        <w:t xml:space="preserve">Maze live inference: Python script that loads GRPO checkpoint, runs on 5 test mazes, outputs step-by-step solution as JSON for CopilotKit to render.</w:t>
+        <w:t>Race Dashboard (ui/components/RaceDashboard.tsx): useCoAgentStateRender showing live agent cards with status, reward, time remaining.</w:t>
       </w:r>
     </w:p>
     <w:p>
@@ -7979,7 +7979,7 @@
           <w:sz w:val="22"/>
           <w:szCs w:val="22"/>
         </w:rPr>
-        <w:t xml:space="preserve">Base model 0% baseline recorded on MazeBench before any training — screenshot for demo.</w:t>
+        <w:t>Model Viewer (ui/components/ModelViewer.tsx): video player (MuJoCo mp4) + animated Countdown puzzle solver. Reads data from Person A's model-in-action trigger.</w:t>
       </w:r>
     </w:p>
     <w:p>
@@ -7997,7 +7997,7 @@
           <w:sz w:val="22"/>
           <w:szCs w:val="22"/>
         </w:rPr>
-        <w:t xml:space="preserve">Full integration: all 4 agents producing eval_result.json + heartbeat.json that Person A can read.</w:t>
+        <w:t>Full integration: all 4 agents producing eval_result.json + heartbeat.json.</w:t>
       </w:r>
     </w:p>
     <w:p>
@@ -8039,7 +8039,7 @@
           <w:sz w:val="22"/>
           <w:szCs w:val="22"/>
         </w:rPr>
-        <w:t xml:space="preserve">Before/after maze clip recorded. Final baseline numbers validated.</w:t>
+        <w:t>Before/after Countdown clip recorded. Final baseline numbers validated.</w:t>
       </w:r>
     </w:p>
     <w:p>
@@ -8057,7 +8057,7 @@
           <w:sz w:val="22"/>
           <w:szCs w:val="22"/>
         </w:rPr>
-        <w:t xml:space="preserve">Contingency N=2 tested and ready. Pod terminated only after submission confirmed.</w:t>
+        <w:t>Contingency N=2 local-only tested and ready. Pod terminated only after submission confirmed.</w:t>
       </w:r>
     </w:p>
     <w:p>
@@ -8884,7 +8884,7 @@
           <w:sz w:val="22"/>
           <w:szCs w:val="22"/>
         </w:rPr>
-        <w:t xml:space="preserve">Person A owns: orchestrator/, sentinel/, evaluator/, ui/ (CopilotKit), tests/mock/</w:t>
+        <w:t>Person A owns: orchestrator/, agents/, evaluator/, training/train_ppo.py, training/train_sac.py, model_viewer/render_mujoco.py, ui/components/ApprovalCard.tsx, ui/components/SentinelAlert.tsx, tests/mock/</w:t>
       </w:r>
     </w:p>
     <w:p>
@@ -8902,7 +8902,7 @@
           <w:sz w:val="22"/>
           <w:szCs w:val="22"/>
         </w:rPr>
-        <w:t xml:space="preserve">Person B owns: training/, environments/, runpod/, model_viewer/, tests/integration/</w:t>
+        <w:t>Person B owns: training/train_a2c.py, training/train_grpo_countdown.py, training/callbacks/, environments/, runpod/, model_viewer/countdown_inference.py, ui/components/RaceDashboard.tsx, ui/components/ModelViewer.tsx, tests/integration/</w:t>
       </w:r>
     </w:p>
     <w:p>
@@ -10140,7 +10140,7 @@
           <w:sz w:val="18"/>
           <w:szCs w:val="18"/>
         </w:rPr>
-        <w:t xml:space="preserve">├── training/                     ← PERSON B</w:t>
+        <w:t>├── training/                     ← SPLIT (A: ppo/sac  |  B: a2c/grpo)</w:t>
       </w:r>
     </w:p>
     <w:p>
@@ -10156,7 +10156,7 @@
           <w:sz w:val="18"/>
           <w:szCs w:val="18"/>
         </w:rPr>
-        <w:t xml:space="preserve">│   ├── train_ppo.py</w:t>
+        <w:t>│   ├── train_ppo.py               ← PERSON A</w:t>
       </w:r>
     </w:p>
     <w:p>
@@ -10172,7 +10172,7 @@
           <w:sz w:val="18"/>
           <w:szCs w:val="18"/>
         </w:rPr>
-        <w:t xml:space="preserve">│   ├── train_sac.py</w:t>
+        <w:t>│   ├── train_sac.py               ← PERSON A</w:t>
       </w:r>
     </w:p>
     <w:p>
@@ -10188,7 +10188,7 @@
           <w:sz w:val="18"/>
           <w:szCs w:val="18"/>
         </w:rPr>
-        <w:t xml:space="preserve">│   ├── train_a2c.py</w:t>
+        <w:t>│   ├── train_a2c.py               ← PERSON B</w:t>
       </w:r>
     </w:p>
     <w:p>
@@ -10204,7 +10204,7 @@
           <w:sz w:val="18"/>
           <w:szCs w:val="18"/>
         </w:rPr>
-        <w:t xml:space="preserve">│   ├── train_grpo_maze.py        ← SFT warmup + GRPO</w:t>
+        <w:t>│   ├── train_grpo_countdown.py    ← PERSON B (GRPO, no SFT)</w:t>
       </w:r>
     </w:p>
     <w:p>
@@ -10348,7 +10348,7 @@
           <w:sz w:val="18"/>
           <w:szCs w:val="18"/>
         </w:rPr>
-        <w:t xml:space="preserve">├── model_viewer/                 ← PERSON B</w:t>
+        <w:t>├── model_viewer/                  ← SPLIT (A: render_mujoco  |  B: countdown_inference)</w:t>
       </w:r>
     </w:p>
     <w:p>
@@ -10364,7 +10364,7 @@
           <w:sz w:val="18"/>
           <w:szCs w:val="18"/>
         </w:rPr>
-        <w:t xml:space="preserve">│   ├── render_mujoco.py          ← SB3 checkpoint → mp4 video</w:t>
+        <w:t>│   ├── render_mujoco.py            ← PERSON A (SB3 checkpoint → mp4 video)</w:t>
       </w:r>
     </w:p>
     <w:p>
@@ -10380,7 +10380,7 @@
           <w:sz w:val="18"/>
           <w:szCs w:val="18"/>
         </w:rPr>
-        <w:t xml:space="preserve">│   └── maze_inference.py         ← GRPO checkpoint → live maze solving JSON</w:t>
+        <w:t>│   └── countdown_inference.py      ← PERSON B (GRPO checkpoint → live puzzle JSON)</w:t>
       </w:r>
     </w:p>
     <w:p>
@@ -10492,7 +10492,7 @@
           <w:sz w:val="18"/>
           <w:szCs w:val="18"/>
         </w:rPr>
-        <w:t xml:space="preserve">│   │   ├── RaceDashboard.tsx     ← agent cards with live status</w:t>
+        <w:t>│   │   ├── RaceDashboard.tsx       ← PERSON B (agent cards with live status)</w:t>
       </w:r>
     </w:p>
     <w:p>
@@ -10540,7 +10540,7 @@
           <w:sz w:val="18"/>
           <w:szCs w:val="18"/>
         </w:rPr>
-        <w:t xml:space="preserve">│   │   └── ModelViewer.tsx        ← video player + maze solver display</w:t>
+        <w:t>│   │   └── ModelViewer.tsx         ← PERSON B (video player + puzzle solver display)</w:t>
       </w:r>
     </w:p>
     <w:p>
